--- a/docs/explorations/e-intotheinfinite.docx
+++ b/docs/explorations/e-intotheinfinite.docx
@@ -29,14 +29,6 @@
     <w:p>
       <w:pPr>
         <w:pStyle w:val="Abstract"/>
-      </w:pPr>
-      <w:r>
-        <w:t xml:space="preserve">In the second of four linked</w:t>
-      </w:r>
-    </w:p>
-    <w:p>
-      <w:pPr>
-        <w:pStyle w:val="FirstParagraph"/>
       </w:pPr>
       <w:r>
         <w:t xml:space="preserve">In the final of four linked presentations, this session takes the material covered in the previous three sessions and jumps into the infinite. Following the course of a busy day at the Hilbert Hotel, this session will look at the many roles that infinity plays in mathematics. Along the way, you’ll learn how to squeeze infinitely many guests into a fully booked hotel, pour infinitely many glasses of wine without going bankrupt, and how best to decorate the lobby using infinitely-defined shapes.</w:t>
